--- a/reports/第二阶段实验报告.docx
+++ b/reports/第二阶段实验报告.docx
@@ -2225,7 +2225,47 @@
         <w:rPr>
           <w:lang w:eastAsia="zh-CN"/>
         </w:rPr>
-        <w:t>特征预处理先按 7:2:1 划分训练集、验证集和测试集，再在训练集上学习编码和标准化规则，并将同一规则应用到验证集和测试集，避免在预处理阶段泄露验证集或测试集信息。</w:t>
+        <w:t>特征预处理先</w:t>
+      </w:r>
+      <w:r>
+        <w:rPr>
+          <w:rFonts w:hint="eastAsia"/>
+          <w:lang w:eastAsia="zh-CN"/>
+        </w:rPr>
+        <w:t>使用随即划分的方法</w:t>
+      </w:r>
+      <w:r>
+        <w:rPr>
+          <w:lang w:eastAsia="zh-CN"/>
+        </w:rPr>
+        <w:t>按 7:2:1 划分训练集、验证集和测试集</w:t>
+      </w:r>
+      <w:r>
+        <w:rPr>
+          <w:rFonts w:hint="eastAsia"/>
+          <w:lang w:eastAsia="zh-CN"/>
+        </w:rPr>
+        <w:t>（seed=</w:t>
+      </w:r>
+      <w:r>
+        <w:rPr>
+          <w:rFonts w:hint="eastAsia"/>
+          <w:lang w:eastAsia="zh-CN"/>
+        </w:rPr>
+        <w:t>42</w:t>
+      </w:r>
+      <w:r>
+        <w:rPr>
+          <w:rFonts w:hint="eastAsia"/>
+          <w:lang w:eastAsia="zh-CN"/>
+        </w:rPr>
+        <w:t>）</w:t>
+      </w:r>
+      <w:r>
+        <w:rPr>
+          <w:lang w:eastAsia="zh-CN"/>
+        </w:rPr>
+        <w:t>，再在训练集上学习编码和标准化规则，并将同一规则应用到验证集和测试集，避免在预处理阶段泄露验证集或测试集信息。</w:t>
       </w:r>
     </w:p>
     <w:tbl>
@@ -2657,28 +2697,25 @@
     <w:p>
       <w:r>
         <w:rPr>
-          <w:rFonts w:ascii="Microsoft YaHei" w:hAnsi="Microsoft YaHei" w:eastAsia="Microsoft YaHei"/>
-          <w:b w:val="0"/>
-          <w:sz w:val="20"/>
+          <w:noProof/>
         </w:rPr>
-      </w:r>
-      <w:r>
         <w:drawing>
-          <wp:inline xmlns:a="http://schemas.openxmlformats.org/drawingml/2006/main" xmlns:pic="http://schemas.openxmlformats.org/drawingml/2006/picture">
+          <wp:inline distT="0" distB="0" distL="0" distR="0" wp14:anchorId="252CF934" wp14:editId="496116CF">
             <wp:extent cx="5760720" cy="4949790"/>
+            <wp:effectExtent l="0" t="0" r="0" b="0"/>
             <wp:docPr id="7" name="Picture 7"/>
             <wp:cNvGraphicFramePr>
-              <a:graphicFrameLocks noChangeAspect="1"/>
+              <a:graphicFrameLocks xmlns:a="http://schemas.openxmlformats.org/drawingml/2006/main" noChangeAspect="1"/>
             </wp:cNvGraphicFramePr>
-            <a:graphic>
+            <a:graphic xmlns:a="http://schemas.openxmlformats.org/drawingml/2006/main">
               <a:graphicData uri="http://schemas.openxmlformats.org/drawingml/2006/picture">
-                <pic:pic>
+                <pic:pic xmlns:pic="http://schemas.openxmlformats.org/drawingml/2006/picture">
                   <pic:nvPicPr>
                     <pic:cNvPr id="0" name="feature_correlation_heatmap.png"/>
                     <pic:cNvPicPr/>
                   </pic:nvPicPr>
                   <pic:blipFill>
-                    <a:blip r:embed="rId14"/>
+                    <a:blip r:embed="rId6"/>
                     <a:stretch>
                       <a:fillRect/>
                     </a:stretch>
@@ -2688,7 +2725,9 @@
                       <a:off x="0" y="0"/>
                       <a:ext cx="5760720" cy="4949790"/>
                     </a:xfrm>
-                    <a:prstGeom prst="rect"/>
+                    <a:prstGeom prst="rect">
+                      <a:avLst/>
+                    </a:prstGeom>
                   </pic:spPr>
                 </pic:pic>
               </a:graphicData>
@@ -2698,21 +2737,28 @@
       </w:r>
     </w:p>
     <w:p>
+      <w:pPr>
+        <w:rPr>
+          <w:lang w:eastAsia="zh-CN"/>
+        </w:rPr>
+      </w:pPr>
       <w:r>
         <w:rPr>
-          <w:rFonts w:ascii="Microsoft YaHei" w:hAnsi="Microsoft YaHei" w:eastAsia="Microsoft YaHei"/>
-          <w:b w:val="0"/>
           <w:sz w:val="18"/>
+          <w:lang w:eastAsia="zh-CN"/>
         </w:rPr>
         <w:t>图 5-1 特征相关性热力图</w:t>
       </w:r>
     </w:p>
     <w:p>
+      <w:pPr>
+        <w:rPr>
+          <w:lang w:eastAsia="zh-CN"/>
+        </w:rPr>
+      </w:pPr>
       <w:r>
         <w:rPr>
-          <w:rFonts w:ascii="Microsoft YaHei" w:hAnsi="Microsoft YaHei" w:eastAsia="Microsoft YaHei"/>
-          <w:b w:val="0"/>
-          <w:sz w:val="20"/>
+          <w:lang w:eastAsia="zh-CN"/>
         </w:rPr>
         <w:t>该热力图选取与目标变量相关性较高的前 20 个预处理后特征，展示特征之间以及特征与 is_canceled 之间的线性相关关系。可以看到取消风险评分、订金类型、国家/代理商历史取消率等变量与目标变量关系较强；同时部分历史取消率类特征之间存在相关性，后续建模需要关注冗余和数据泄露控制。</w:t>
       </w:r>
@@ -2720,28 +2766,26 @@
     <w:p>
       <w:r>
         <w:rPr>
-          <w:rFonts w:ascii="Microsoft YaHei" w:hAnsi="Microsoft YaHei" w:eastAsia="Microsoft YaHei"/>
-          <w:b w:val="0"/>
-          <w:sz w:val="20"/>
+          <w:noProof/>
         </w:rPr>
-      </w:r>
-      <w:r>
+        <w:lastRenderedPageBreak/>
         <w:drawing>
-          <wp:inline xmlns:a="http://schemas.openxmlformats.org/drawingml/2006/main" xmlns:pic="http://schemas.openxmlformats.org/drawingml/2006/picture">
+          <wp:inline distT="0" distB="0" distL="0" distR="0" wp14:anchorId="2CB4D1A7" wp14:editId="2FDBADF7">
             <wp:extent cx="5760720" cy="3985953"/>
+            <wp:effectExtent l="0" t="0" r="0" b="0"/>
             <wp:docPr id="8" name="Picture 8"/>
             <wp:cNvGraphicFramePr>
-              <a:graphicFrameLocks noChangeAspect="1"/>
+              <a:graphicFrameLocks xmlns:a="http://schemas.openxmlformats.org/drawingml/2006/main" noChangeAspect="1"/>
             </wp:cNvGraphicFramePr>
-            <a:graphic>
+            <a:graphic xmlns:a="http://schemas.openxmlformats.org/drawingml/2006/main">
               <a:graphicData uri="http://schemas.openxmlformats.org/drawingml/2006/picture">
-                <pic:pic>
+                <pic:pic xmlns:pic="http://schemas.openxmlformats.org/drawingml/2006/picture">
                   <pic:nvPicPr>
                     <pic:cNvPr id="0" name="feature_importance_top20.png"/>
                     <pic:cNvPicPr/>
                   </pic:nvPicPr>
                   <pic:blipFill>
-                    <a:blip r:embed="rId15"/>
+                    <a:blip r:embed="rId7"/>
                     <a:stretch>
                       <a:fillRect/>
                     </a:stretch>
@@ -2751,7 +2795,9 @@
                       <a:off x="0" y="0"/>
                       <a:ext cx="5760720" cy="3985953"/>
                     </a:xfrm>
-                    <a:prstGeom prst="rect"/>
+                    <a:prstGeom prst="rect">
+                      <a:avLst/>
+                    </a:prstGeom>
                   </pic:spPr>
                 </pic:pic>
               </a:graphicData>
@@ -2761,21 +2807,28 @@
       </w:r>
     </w:p>
     <w:p>
+      <w:pPr>
+        <w:rPr>
+          <w:lang w:eastAsia="zh-CN"/>
+        </w:rPr>
+      </w:pPr>
       <w:r>
         <w:rPr>
-          <w:rFonts w:ascii="Microsoft YaHei" w:hAnsi="Microsoft YaHei" w:eastAsia="Microsoft YaHei"/>
-          <w:b w:val="0"/>
           <w:sz w:val="18"/>
+          <w:lang w:eastAsia="zh-CN"/>
         </w:rPr>
         <w:t>图 5-2 随机森林特征重要性 Top 20</w:t>
       </w:r>
     </w:p>
     <w:p>
+      <w:pPr>
+        <w:rPr>
+          <w:lang w:eastAsia="zh-CN"/>
+        </w:rPr>
+      </w:pPr>
       <w:r>
         <w:rPr>
-          <w:rFonts w:ascii="Microsoft YaHei" w:hAnsi="Microsoft YaHei" w:eastAsia="Microsoft YaHei"/>
-          <w:b w:val="0"/>
-          <w:sz w:val="20"/>
+          <w:lang w:eastAsia="zh-CN"/>
         </w:rPr>
         <w:t>重要性排序显示，取消风险评分、订金类型、国家和代理商相关风险特征、提前预订天数等变量在随机森林预评估中排名靠前。该排序用于判断特征信号强弱，不代表最终模型解释结果；正式建模阶段仍需结合验证集表现和可解释性方法确认。</w:t>
       </w:r>
@@ -3147,6 +3200,7 @@
                 <w:b/>
                 <w:sz w:val="18"/>
               </w:rPr>
+              <w:lastRenderedPageBreak/>
               <w:t>EDA 指标</w:t>
             </w:r>
           </w:p>
@@ -3610,7 +3664,6 @@
         <w:rPr>
           <w:lang w:eastAsia="zh-CN"/>
         </w:rPr>
-        <w:lastRenderedPageBreak/>
         <w:t>提前预订天数与取消率呈明显正相关趋势：0-7 天预订取消率约 9.45%，181 天以上预订取消率约 58.53%。</w:t>
       </w:r>
       <w:r>
@@ -3884,7 +3937,7 @@
                     <pic:cNvPicPr/>
                   </pic:nvPicPr>
                   <pic:blipFill>
-                    <a:blip r:embed="rId6"/>
+                    <a:blip r:embed="rId8"/>
                     <a:stretch>
                       <a:fillRect/>
                     </a:stretch>
@@ -3917,6 +3970,7 @@
           <w:sz w:val="18"/>
           <w:lang w:eastAsia="zh-CN"/>
         </w:rPr>
+        <w:lastRenderedPageBreak/>
         <w:t>图 1 目标变量分布</w:t>
       </w:r>
     </w:p>
@@ -3938,7 +3992,6 @@
         <w:rPr>
           <w:noProof/>
         </w:rPr>
-        <w:lastRenderedPageBreak/>
         <w:drawing>
           <wp:inline distT="0" distB="0" distL="0" distR="0" wp14:anchorId="73CAFF25" wp14:editId="4DAB1997">
             <wp:extent cx="5669280" cy="5669280"/>
@@ -3955,7 +4008,7 @@
                     <pic:cNvPicPr/>
                   </pic:nvPicPr>
                   <pic:blipFill>
-                    <a:blip r:embed="rId7"/>
+                    <a:blip r:embed="rId9"/>
                     <a:stretch>
                       <a:fillRect/>
                     </a:stretch>
@@ -4029,7 +4082,7 @@
                     <pic:cNvPicPr/>
                   </pic:nvPicPr>
                   <pic:blipFill>
-                    <a:blip r:embed="rId8"/>
+                    <a:blip r:embed="rId10"/>
                     <a:stretch>
                       <a:fillRect/>
                     </a:stretch>
@@ -4099,7 +4152,7 @@
                     <pic:cNvPicPr/>
                   </pic:nvPicPr>
                   <pic:blipFill>
-                    <a:blip r:embed="rId9"/>
+                    <a:blip r:embed="rId11"/>
                     <a:stretch>
                       <a:fillRect/>
                     </a:stretch>
@@ -4176,7 +4229,7 @@
                     <pic:cNvPicPr/>
                   </pic:nvPicPr>
                   <pic:blipFill>
-                    <a:blip r:embed="rId10"/>
+                    <a:blip r:embed="rId12"/>
                     <a:stretch>
                       <a:fillRect/>
                     </a:stretch>
@@ -4246,7 +4299,7 @@
                     <pic:cNvPicPr/>
                   </pic:nvPicPr>
                   <pic:blipFill>
-                    <a:blip r:embed="rId11"/>
+                    <a:blip r:embed="rId13"/>
                     <a:stretch>
                       <a:fillRect/>
                     </a:stretch>
@@ -4382,69 +4435,79 @@
     <w:p>
       <w:pPr>
         <w:pStyle w:val="Heading1"/>
+        <w:rPr>
+          <w:lang w:eastAsia="zh-CN"/>
+        </w:rPr>
       </w:pPr>
       <w:r>
         <w:rPr>
-          <w:rFonts w:ascii="Microsoft YaHei" w:hAnsi="Microsoft YaHei" w:eastAsia="Microsoft YaHei"/>
-          <w:b w:val="0"/>
-          <w:sz w:val="20"/>
-        </w:rPr>
-      </w:r>
-      <w:r>
-        <w:rPr>
-          <w:rFonts w:ascii="Microsoft YaHei" w:hAnsi="Microsoft YaHei" w:eastAsia="Microsoft YaHei"/>
-          <w:b/>
-          <w:sz w:val="28"/>
+          <w:rFonts w:ascii="微软雅黑" w:eastAsia="微软雅黑" w:hAnsi="微软雅黑"/>
+          <w:lang w:eastAsia="zh-CN"/>
         </w:rPr>
         <w:t>7. 核心数据洞察与业务优化建议</w:t>
       </w:r>
     </w:p>
     <w:p>
+      <w:pPr>
+        <w:rPr>
+          <w:lang w:eastAsia="zh-CN"/>
+        </w:rPr>
+      </w:pPr>
       <w:r>
         <w:rPr>
-          <w:rFonts w:ascii="Microsoft YaHei" w:hAnsi="Microsoft YaHei" w:eastAsia="Microsoft YaHei"/>
-          <w:b w:val="0"/>
-          <w:sz w:val="20"/>
+          <w:lang w:eastAsia="zh-CN"/>
         </w:rPr>
         <w:t>用户行为规律：当前样本中，月度预订量和月度取消率整体较稳定，淡旺季差异不强；酒店类型差异更明显，City Hotel 的预订量和取消率均高于 Resort Hotel。提前预订天数越长，取消率越高，说明长提前期订单的不确定性更强。</w:t>
       </w:r>
     </w:p>
     <w:p>
+      <w:pPr>
+        <w:rPr>
+          <w:lang w:eastAsia="zh-CN"/>
+        </w:rPr>
+      </w:pPr>
       <w:r>
         <w:rPr>
-          <w:rFonts w:ascii="Microsoft YaHei" w:hAnsi="Microsoft YaHei" w:eastAsia="Microsoft YaHei"/>
-          <w:b w:val="0"/>
-          <w:sz w:val="20"/>
+          <w:lang w:eastAsia="zh-CN"/>
         </w:rPr>
         <w:t>取消风险因素：提前预订天数、订金类型、市场细分、分销渠道、客户类型、历史取消率和特殊需求数量是本阶段观察到的主要风险相关因素。其中 Non Refund 取消率极高，可能与业务记录口径有关，后续建模和业务解释时需要谨慎核查。</w:t>
       </w:r>
     </w:p>
     <w:p>
+      <w:pPr>
+        <w:rPr>
+          <w:lang w:eastAsia="zh-CN"/>
+        </w:rPr>
+      </w:pPr>
       <w:r>
         <w:rPr>
-          <w:rFonts w:ascii="Microsoft YaHei" w:hAnsi="Microsoft YaHei" w:eastAsia="Microsoft YaHei"/>
-          <w:b w:val="0"/>
-          <w:sz w:val="20"/>
+          <w:lang w:eastAsia="zh-CN"/>
         </w:rPr>
         <w:t>用户分群洞察：由于原始数据没有真实 user_id，本项目的 RFM 分群是基于客户类型、市场细分、分销渠道和是否回头客构造的客户群体近似。高价值客户群体订单占比最高且估算消费金额更高，但不能解释为真实单个用户生命周期分层。</w:t>
       </w:r>
     </w:p>
     <w:p>
+      <w:pPr>
+        <w:rPr>
+          <w:lang w:eastAsia="zh-CN"/>
+        </w:rPr>
+      </w:pPr>
       <w:r>
         <w:rPr>
-          <w:rFonts w:ascii="Microsoft YaHei" w:hAnsi="Microsoft YaHei" w:eastAsia="Microsoft YaHei"/>
-          <w:b w:val="0"/>
-          <w:sz w:val="20"/>
+          <w:lang w:eastAsia="zh-CN"/>
         </w:rPr>
         <w:t>业务优化建议：对 91 天以上、181 天以上的长提前期订单可设置更早的二次确认、提醒或风险监控；对高取消率渠道和市场细分可复核分销政策与订单确认机制；对订金类型和取消规则应结合业务口径进一步核查，避免模型只学习到结果性字段；对高风险国家/地区或代理商可在后续模型验证后用于运营预警。</w:t>
       </w:r>
     </w:p>
     <w:p>
+      <w:pPr>
+        <w:rPr>
+          <w:lang w:eastAsia="zh-CN"/>
+        </w:rPr>
+      </w:pPr>
       <w:r>
         <w:rPr>
-          <w:rFonts w:ascii="Microsoft YaHei" w:hAnsi="Microsoft YaHei" w:eastAsia="Microsoft YaHei"/>
-          <w:b w:val="0"/>
-          <w:sz w:val="20"/>
+          <w:lang w:eastAsia="zh-CN"/>
         </w:rPr>
         <w:t>后续落地建议：正式建模阶段应继续保持训练集内拟合编码、历史取消率和评分规则，避免数据泄露；上线前应结合业务人员确认字段在预测时点是否可获得。</w:t>
       </w:r>
@@ -4455,9 +4518,7 @@
       </w:pPr>
       <w:r>
         <w:rPr>
-          <w:rFonts w:ascii="Microsoft YaHei" w:hAnsi="Microsoft YaHei" w:eastAsia="Microsoft YaHei"/>
-          <w:b/>
-          <w:sz w:val="28"/>
+          <w:rFonts w:ascii="微软雅黑" w:eastAsia="微软雅黑" w:hAnsi="微软雅黑"/>
         </w:rPr>
         <w:t>8. 局限说明</w:t>
       </w:r>
@@ -4510,9 +4571,7 @@
       </w:pPr>
       <w:r>
         <w:rPr>
-          <w:rFonts w:ascii="Microsoft YaHei" w:hAnsi="Microsoft YaHei" w:eastAsia="Microsoft YaHei"/>
-          <w:b/>
-          <w:sz w:val="28"/>
+          <w:rFonts w:ascii="微软雅黑" w:eastAsia="微软雅黑" w:hAnsi="微软雅黑"/>
         </w:rPr>
         <w:t>9. 阶段产出</w:t>
       </w:r>
@@ -4651,6 +4710,7 @@
               <w:rPr>
                 <w:sz w:val="18"/>
               </w:rPr>
+              <w:lastRenderedPageBreak/>
               <w:t>数据库设计说明</w:t>
             </w:r>
           </w:p>
@@ -4840,7 +4900,7 @@
       <w:tr>
         <w:tc>
           <w:tcPr>
-            <w:tcW w:type="dxa" w:w="4968"/>
+            <w:tcW w:w="4968" w:type="dxa"/>
           </w:tcPr>
           <w:p>
             <w:r>
@@ -4850,7 +4910,7 @@
         </w:tc>
         <w:tc>
           <w:tcPr>
-            <w:tcW w:type="dxa" w:w="4968"/>
+            <w:tcW w:w="4968" w:type="dxa"/>
           </w:tcPr>
           <w:p>
             <w:r>
@@ -4862,7 +4922,7 @@
       <w:tr>
         <w:tc>
           <w:tcPr>
-            <w:tcW w:type="dxa" w:w="4968"/>
+            <w:tcW w:w="4968" w:type="dxa"/>
           </w:tcPr>
           <w:p>
             <w:r>
@@ -4872,7 +4932,7 @@
         </w:tc>
         <w:tc>
           <w:tcPr>
-            <w:tcW w:type="dxa" w:w="4968"/>
+            <w:tcW w:w="4968" w:type="dxa"/>
           </w:tcPr>
           <w:p>
             <w:r>
@@ -4884,7 +4944,7 @@
       <w:tr>
         <w:tc>
           <w:tcPr>
-            <w:tcW w:type="dxa" w:w="4968"/>
+            <w:tcW w:w="4968" w:type="dxa"/>
           </w:tcPr>
           <w:p>
             <w:r>
@@ -4894,7 +4954,7 @@
         </w:tc>
         <w:tc>
           <w:tcPr>
-            <w:tcW w:type="dxa" w:w="4968"/>
+            <w:tcW w:w="4968" w:type="dxa"/>
           </w:tcPr>
           <w:p>
             <w:r>
@@ -4906,7 +4966,7 @@
       <w:tr>
         <w:tc>
           <w:tcPr>
-            <w:tcW w:type="dxa" w:w="4968"/>
+            <w:tcW w:w="4968" w:type="dxa"/>
           </w:tcPr>
           <w:p>
             <w:r>
@@ -4916,7 +4976,7 @@
         </w:tc>
         <w:tc>
           <w:tcPr>
-            <w:tcW w:type="dxa" w:w="4968"/>
+            <w:tcW w:w="4968" w:type="dxa"/>
           </w:tcPr>
           <w:p>
             <w:r>
@@ -4928,7 +4988,7 @@
       <w:tr>
         <w:tc>
           <w:tcPr>
-            <w:tcW w:type="dxa" w:w="4968"/>
+            <w:tcW w:w="4968" w:type="dxa"/>
           </w:tcPr>
           <w:p>
             <w:r>
@@ -4938,7 +4998,7 @@
         </w:tc>
         <w:tc>
           <w:tcPr>
-            <w:tcW w:type="dxa" w:w="4968"/>
+            <w:tcW w:w="4968" w:type="dxa"/>
           </w:tcPr>
           <w:p>
             <w:r>
@@ -4954,9 +5014,7 @@
       </w:pPr>
       <w:r>
         <w:rPr>
-          <w:rFonts w:ascii="Microsoft YaHei" w:hAnsi="Microsoft YaHei" w:eastAsia="Microsoft YaHei"/>
-          <w:b/>
-          <w:sz w:val="28"/>
+          <w:rFonts w:ascii="微软雅黑" w:eastAsia="微软雅黑" w:hAnsi="微软雅黑"/>
         </w:rPr>
         <w:t>10. 下一阶段计划</w:t>
       </w:r>

--- a/reports/第二阶段实验报告.docx
+++ b/reports/第二阶段实验报告.docx
@@ -571,10 +571,7 @@
           </w:tcPr>
           <w:p>
             <w:r>
-              <w:rPr>
-                <w:sz w:val="18"/>
-              </w:rPr>
-              <w:t>77,439 行，178 列</w:t>
+              <w:t>74,132 行，169 列</w:t>
             </w:r>
           </w:p>
         </w:tc>
@@ -612,10 +609,7 @@
           </w:tcPr>
           <w:p>
             <w:r>
-              <w:rPr>
-                <w:sz w:val="18"/>
-              </w:rPr>
-              <w:t>22,126 行，178 列</w:t>
+              <w:t>18,628 行，169 列</w:t>
             </w:r>
           </w:p>
         </w:tc>
@@ -653,10 +647,7 @@
           </w:tcPr>
           <w:p>
             <w:r>
-              <w:rPr>
-                <w:sz w:val="18"/>
-              </w:rPr>
-              <w:t>11,063 行，178 列</w:t>
+              <w:t>17,868 行，169 列</w:t>
             </w:r>
           </w:p>
         </w:tc>
@@ -2222,50 +2213,7 @@
         </w:rPr>
       </w:pPr>
       <w:r>
-        <w:rPr>
-          <w:lang w:eastAsia="zh-CN"/>
-        </w:rPr>
-        <w:t>特征预处理先</w:t>
-      </w:r>
-      <w:r>
-        <w:rPr>
-          <w:rFonts w:hint="eastAsia"/>
-          <w:lang w:eastAsia="zh-CN"/>
-        </w:rPr>
-        <w:t>使用随即划分的方法</w:t>
-      </w:r>
-      <w:r>
-        <w:rPr>
-          <w:lang w:eastAsia="zh-CN"/>
-        </w:rPr>
-        <w:t>按 7:2:1 划分训练集、验证集和测试集</w:t>
-      </w:r>
-      <w:r>
-        <w:rPr>
-          <w:rFonts w:hint="eastAsia"/>
-          <w:lang w:eastAsia="zh-CN"/>
-        </w:rPr>
-        <w:t>（seed=</w:t>
-      </w:r>
-      <w:r>
-        <w:rPr>
-          <w:rFonts w:hint="eastAsia"/>
-          <w:lang w:eastAsia="zh-CN"/>
-        </w:rPr>
-        <w:t>42</w:t>
-      </w:r>
-      <w:r>
-        <w:rPr>
-          <w:rFonts w:hint="eastAsia"/>
-          <w:lang w:eastAsia="zh-CN"/>
-        </w:rPr>
-        <w:t>）</w:t>
-      </w:r>
-      <w:r>
-        <w:rPr>
-          <w:lang w:eastAsia="zh-CN"/>
-        </w:rPr>
-        <w:t>，再在训练集上学习编码和标准化规则，并将同一规则应用到验证集和测试集，避免在预处理阶段泄露验证集或测试集信息。</w:t>
+        <w:t>特征预处理改为按 arrival_date 的时间窗口划分数据：2024 年 1-8 月为训练集，9-10 月为验证集，11-12 月为测试集。类别编码、数值标准化和特征有效性预评估仍然只在训练集上学习规则，再应用到验证集和测试集，从而更接近“使用历史月份预测未来月份”的业务场景。</w:t>
       </w:r>
     </w:p>
     <w:tbl>
@@ -2356,10 +2304,7 @@
           </w:tcPr>
           <w:p>
             <w:r>
-              <w:rPr>
-                <w:sz w:val="18"/>
-              </w:rPr>
-              <w:t>77,439</w:t>
+              <w:t>74,132</w:t>
             </w:r>
           </w:p>
         </w:tc>
@@ -2384,10 +2329,7 @@
           </w:tcPr>
           <w:p>
             <w:r>
-              <w:rPr>
-                <w:sz w:val="18"/>
-              </w:rPr>
-              <w:t>22,126</w:t>
+              <w:t>18,628</w:t>
             </w:r>
           </w:p>
         </w:tc>
@@ -2412,10 +2354,7 @@
           </w:tcPr>
           <w:p>
             <w:r>
-              <w:rPr>
-                <w:sz w:val="18"/>
-              </w:rPr>
-              <w:t>11,063</w:t>
+              <w:t>17,868</w:t>
             </w:r>
           </w:p>
         </w:tc>
@@ -2440,9 +2379,6 @@
           </w:tcPr>
           <w:p>
             <w:r>
-              <w:rPr>
-                <w:sz w:val="18"/>
-              </w:rPr>
               <w:t>61</w:t>
             </w:r>
           </w:p>
@@ -2496,10 +2432,7 @@
           </w:tcPr>
           <w:p>
             <w:r>
-              <w:rPr>
-                <w:sz w:val="18"/>
-              </w:rPr>
-              <w:t>112</w:t>
+              <w:t>103</w:t>
             </w:r>
           </w:p>
         </w:tc>
@@ -2530,10 +2463,29 @@
           </w:tcPr>
           <w:p>
             <w:r>
-              <w:rPr>
-                <w:sz w:val="18"/>
-              </w:rPr>
-              <w:t>176</w:t>
+              <w:t>167</w:t>
+            </w:r>
+          </w:p>
+        </w:tc>
+      </w:tr>
+      <w:tr>
+        <w:tc>
+          <w:tcPr>
+            <w:tcW w:type="dxa" w:w="4968"/>
+          </w:tcPr>
+          <w:p>
+            <w:r>
+              <w:t>数据划分方式</w:t>
+            </w:r>
+          </w:p>
+        </w:tc>
+        <w:tc>
+          <w:tcPr>
+            <w:tcW w:type="dxa" w:w="4968"/>
+          </w:tcPr>
+          <w:p>
+            <w:r>
+              <w:t>按 arrival_date 时间窗口划分：1-8 月训练，9-10 月验证，11-12 月测试</w:t>
             </w:r>
           </w:p>
         </w:tc>
@@ -2616,10 +2568,7 @@
           </w:tcPr>
           <w:p>
             <w:r>
-              <w:rPr>
-                <w:sz w:val="18"/>
-              </w:rPr>
-              <w:t>0.93</w:t>
+              <w:t>0.9307</w:t>
             </w:r>
           </w:p>
         </w:tc>
@@ -2644,10 +2593,7 @@
           </w:tcPr>
           <w:p>
             <w:r>
-              <w:rPr>
-                <w:sz w:val="18"/>
-              </w:rPr>
-              <w:t>0.93</w:t>
+              <w:t>0.9260</w:t>
             </w:r>
           </w:p>
         </w:tc>
@@ -2672,10 +2618,7 @@
           </w:tcPr>
           <w:p>
             <w:r>
-              <w:rPr>
-                <w:sz w:val="18"/>
-              </w:rPr>
-              <w:t>0.93</w:t>
+              <w:t>0.9258</w:t>
             </w:r>
           </w:p>
         </w:tc>
@@ -2880,9 +2823,6 @@
           </w:tcPr>
           <w:p>
             <w:r>
-              <w:rPr>
-                <w:sz w:val="18"/>
-              </w:rPr>
               <w:t>cancellation_risk_score_scaled</w:t>
             </w:r>
           </w:p>
@@ -2893,10 +2833,7 @@
           </w:tcPr>
           <w:p>
             <w:r>
-              <w:rPr>
-                <w:sz w:val="18"/>
-              </w:rPr>
-              <w:t>0.1564</w:t>
+              <w:t>0.1376</w:t>
             </w:r>
           </w:p>
         </w:tc>
@@ -2908,9 +2845,6 @@
           </w:tcPr>
           <w:p>
             <w:r>
-              <w:rPr>
-                <w:sz w:val="18"/>
-              </w:rPr>
               <w:t>deposit_type_Non_Refund</w:t>
             </w:r>
           </w:p>
@@ -2921,10 +2855,7 @@
           </w:tcPr>
           <w:p>
             <w:r>
-              <w:rPr>
-                <w:sz w:val="18"/>
-              </w:rPr>
-              <w:t>0.0719</w:t>
+              <w:t>0.0906</w:t>
             </w:r>
           </w:p>
         </w:tc>
@@ -2936,10 +2867,7 @@
           </w:tcPr>
           <w:p>
             <w:r>
-              <w:rPr>
-                <w:sz w:val="18"/>
-              </w:rPr>
-              <w:t>deposit_type_No_Deposit</w:t>
+              <w:t>country_target_encoded</w:t>
             </w:r>
           </w:p>
         </w:tc>
@@ -2949,10 +2877,7 @@
           </w:tcPr>
           <w:p>
             <w:r>
-              <w:rPr>
-                <w:sz w:val="18"/>
-              </w:rPr>
-              <w:t>0.0702</w:t>
+              <w:t>0.0668</w:t>
             </w:r>
           </w:p>
         </w:tc>
@@ -2964,10 +2889,7 @@
           </w:tcPr>
           <w:p>
             <w:r>
-              <w:rPr>
-                <w:sz w:val="18"/>
-              </w:rPr>
-              <w:t>country_target_encoded</w:t>
+              <w:t>deposit_type_No_Deposit</w:t>
             </w:r>
           </w:p>
         </w:tc>
@@ -2977,10 +2899,7 @@
           </w:tcPr>
           <w:p>
             <w:r>
-              <w:rPr>
-                <w:sz w:val="18"/>
-              </w:rPr>
-              <w:t>0.0577</w:t>
+              <w:t>0.0539</w:t>
             </w:r>
           </w:p>
         </w:tc>
@@ -2992,10 +2911,7 @@
           </w:tcPr>
           <w:p>
             <w:r>
-              <w:rPr>
-                <w:sz w:val="18"/>
-              </w:rPr>
-              <w:t>country_hist_cancel_rate_scaled</w:t>
+              <w:t>agent_target_encoded</w:t>
             </w:r>
           </w:p>
         </w:tc>
@@ -3005,10 +2921,7 @@
           </w:tcPr>
           <w:p>
             <w:r>
-              <w:rPr>
-                <w:sz w:val="18"/>
-              </w:rPr>
-              <w:t>0.0513</w:t>
+              <w:t>0.0502</w:t>
             </w:r>
           </w:p>
         </w:tc>
@@ -3020,10 +2933,7 @@
           </w:tcPr>
           <w:p>
             <w:r>
-              <w:rPr>
-                <w:sz w:val="18"/>
-              </w:rPr>
-              <w:t>agent_target_encoded</w:t>
+              <w:t>country_hist_cancel_rate_scaled</w:t>
             </w:r>
           </w:p>
         </w:tc>
@@ -3033,10 +2943,7 @@
           </w:tcPr>
           <w:p>
             <w:r>
-              <w:rPr>
-                <w:sz w:val="18"/>
-              </w:rPr>
-              <w:t>0.0494</w:t>
+              <w:t>0.0430</w:t>
             </w:r>
           </w:p>
         </w:tc>
@@ -3048,9 +2955,6 @@
           </w:tcPr>
           <w:p>
             <w:r>
-              <w:rPr>
-                <w:sz w:val="18"/>
-              </w:rPr>
               <w:t>agent_hist_cancel_rate_scaled</w:t>
             </w:r>
           </w:p>
@@ -3061,10 +2965,7 @@
           </w:tcPr>
           <w:p>
             <w:r>
-              <w:rPr>
-                <w:sz w:val="18"/>
-              </w:rPr>
-              <w:t>0.0442</w:t>
+              <w:t>0.0427</w:t>
             </w:r>
           </w:p>
         </w:tc>
@@ -3076,9 +2977,6 @@
           </w:tcPr>
           <w:p>
             <w:r>
-              <w:rPr>
-                <w:sz w:val="18"/>
-              </w:rPr>
               <w:t>customer_group_key_target_encoded</w:t>
             </w:r>
           </w:p>
@@ -3089,10 +2987,7 @@
           </w:tcPr>
           <w:p>
             <w:r>
-              <w:rPr>
-                <w:sz w:val="18"/>
-              </w:rPr>
-              <w:t>0.0431</w:t>
+              <w:t>0.0408</w:t>
             </w:r>
           </w:p>
         </w:tc>
@@ -3104,9 +2999,6 @@
           </w:tcPr>
           <w:p>
             <w:r>
-              <w:rPr>
-                <w:sz w:val="18"/>
-              </w:rPr>
               <w:t>lead_time_scaled</w:t>
             </w:r>
           </w:p>
@@ -3117,10 +3009,7 @@
           </w:tcPr>
           <w:p>
             <w:r>
-              <w:rPr>
-                <w:sz w:val="18"/>
-              </w:rPr>
-              <w:t>0.0330</w:t>
+              <w:t>0.0363</w:t>
             </w:r>
           </w:p>
         </w:tc>
@@ -3132,10 +3021,7 @@
           </w:tcPr>
           <w:p>
             <w:r>
-              <w:rPr>
-                <w:sz w:val="18"/>
-              </w:rPr>
-              <w:t>room_type_matched_scaled</w:t>
+              <w:t>lead_time_group_0_7</w:t>
             </w:r>
           </w:p>
         </w:tc>
@@ -3145,10 +3031,7 @@
           </w:tcPr>
           <w:p>
             <w:r>
-              <w:rPr>
-                <w:sz w:val="18"/>
-              </w:rPr>
-              <w:t>0.0324</w:t>
+              <w:t>0.0360</w:t>
             </w:r>
           </w:p>
         </w:tc>
